--- a/examples/patterns/doc/01-apriori-rules.docx
+++ b/examples/patterns/doc/01-apriori-rules.docx
@@ -45,7 +45,7 @@
         <w:t xml:space="preserve">rhs</w:t>
       </w:r>
       <w:r>
-        <w:t xml:space="preserve">, explicit confidence threshold, and quality filtering by lift.</w:t>
+        <w:t xml:space="preserve">, adaptive support/confidence thresholds, and post-mining quality filtering by lift.</w:t>
       </w:r>
     </w:p>
     <w:p>
@@ -328,34 +328,52 @@
         <w:rPr>
           <w:rStyle w:val="VerbatimChar"/>
         </w:rPr>
-        <w:t xml:space="preserve">##       capital-gain=[0,1e+05]    capital-loss=[0,4.36e+03] native-country=United-States                   race=White       hours-per-week=[40,99] </w:t>
-      </w:r>
-      <w:r>
-        <w:br/>
-      </w:r>
-      <w:r>
-        <w:rPr>
-          <w:rStyle w:val="VerbatimChar"/>
-        </w:rPr>
-        <w:t xml:space="preserve">##                        48842                        48842                        43832                        41762                        37155 </w:t>
-      </w:r>
-      <w:r>
-        <w:br/>
-      </w:r>
-      <w:r>
-        <w:rPr>
-          <w:rStyle w:val="VerbatimChar"/>
-        </w:rPr>
-        <w:t xml:space="preserve">##                      (Other) </w:t>
-      </w:r>
-      <w:r>
-        <w:br/>
-      </w:r>
-      <w:r>
-        <w:rPr>
-          <w:rStyle w:val="VerbatimChar"/>
-        </w:rPr>
-        <w:t xml:space="preserve">##                       489451 </w:t>
+        <w:t xml:space="preserve">##       capital-gain=[0,1e+05]    capital-loss=[0,4.36e+03] </w:t>
+      </w:r>
+      <w:r>
+        <w:br/>
+      </w:r>
+      <w:r>
+        <w:rPr>
+          <w:rStyle w:val="VerbatimChar"/>
+        </w:rPr>
+        <w:t xml:space="preserve">##                        48842                        48842 </w:t>
+      </w:r>
+      <w:r>
+        <w:br/>
+      </w:r>
+      <w:r>
+        <w:rPr>
+          <w:rStyle w:val="VerbatimChar"/>
+        </w:rPr>
+        <w:t xml:space="preserve">## native-country=United-States                   race=White </w:t>
+      </w:r>
+      <w:r>
+        <w:br/>
+      </w:r>
+      <w:r>
+        <w:rPr>
+          <w:rStyle w:val="VerbatimChar"/>
+        </w:rPr>
+        <w:t xml:space="preserve">##                        43832                        41762 </w:t>
+      </w:r>
+      <w:r>
+        <w:br/>
+      </w:r>
+      <w:r>
+        <w:rPr>
+          <w:rStyle w:val="VerbatimChar"/>
+        </w:rPr>
+        <w:t xml:space="preserve">##       hours-per-week=[40,99]                      (Other) </w:t>
+      </w:r>
+      <w:r>
+        <w:br/>
+      </w:r>
+      <w:r>
+        <w:rPr>
+          <w:rStyle w:val="VerbatimChar"/>
+        </w:rPr>
+        <w:t xml:space="preserve">##                        37155                       489451 </w:t>
       </w:r>
       <w:r>
         <w:br/>
@@ -672,48 +690,162 @@
       </w:r>
       <w:r>
         <w:rPr>
+          <w:rStyle w:val="DecValTok"/>
+        </w:rPr>
+        <w:t xml:space="preserve">0</w:t>
+      </w:r>
+      <w:r>
+        <w:rPr>
+          <w:rStyle w:val="NormalTok"/>
+        </w:rPr>
+        <w:t xml:space="preserve">,</w:t>
+      </w:r>
+      <w:r>
+        <w:br/>
+      </w:r>
+      <w:r>
+        <w:rPr>
+          <w:rStyle w:val="NormalTok"/>
+        </w:rPr>
+        <w:t xml:space="preserve">  </w:t>
+      </w:r>
+      <w:r>
+        <w:rPr>
+          <w:rStyle w:val="AttributeTok"/>
+        </w:rPr>
+        <w:t xml:space="preserve">conf =</w:t>
+      </w:r>
+      <w:r>
+        <w:rPr>
+          <w:rStyle w:val="NormalTok"/>
+        </w:rPr>
+        <w:t xml:space="preserve"> </w:t>
+      </w:r>
+      <w:r>
+        <w:rPr>
+          <w:rStyle w:val="DecValTok"/>
+        </w:rPr>
+        <w:t xml:space="preserve">0</w:t>
+      </w:r>
+      <w:r>
+        <w:rPr>
+          <w:rStyle w:val="NormalTok"/>
+        </w:rPr>
+        <w:t xml:space="preserve">,</w:t>
+      </w:r>
+      <w:r>
+        <w:br/>
+      </w:r>
+      <w:r>
+        <w:rPr>
+          <w:rStyle w:val="NormalTok"/>
+        </w:rPr>
+        <w:t xml:space="preserve">  </w:t>
+      </w:r>
+      <w:r>
+        <w:rPr>
+          <w:rStyle w:val="AttributeTok"/>
+        </w:rPr>
+        <w:t xml:space="preserve">support_strategy =</w:t>
+      </w:r>
+      <w:r>
+        <w:rPr>
+          <w:rStyle w:val="NormalTok"/>
+        </w:rPr>
+        <w:t xml:space="preserve"> </w:t>
+      </w:r>
+      <w:r>
+        <w:rPr>
+          <w:rStyle w:val="FunctionTok"/>
+        </w:rPr>
+        <w:t xml:space="preserve">pat_support_threshold</w:t>
+      </w:r>
+      <w:r>
+        <w:rPr>
+          <w:rStyle w:val="NormalTok"/>
+        </w:rPr>
+        <w:t xml:space="preserve">(</w:t>
+      </w:r>
+      <w:r>
+        <w:rPr>
+          <w:rStyle w:val="StringTok"/>
+        </w:rPr>
+        <w:t xml:space="preserve">"curvature"</w:t>
+      </w:r>
+      <w:r>
+        <w:rPr>
+          <w:rStyle w:val="NormalTok"/>
+        </w:rPr>
+        <w:t xml:space="preserve">),</w:t>
+      </w:r>
+      <w:r>
+        <w:br/>
+      </w:r>
+      <w:r>
+        <w:rPr>
+          <w:rStyle w:val="NormalTok"/>
+        </w:rPr>
+        <w:t xml:space="preserve">  </w:t>
+      </w:r>
+      <w:r>
+        <w:rPr>
+          <w:rStyle w:val="AttributeTok"/>
+        </w:rPr>
+        <w:t xml:space="preserve">confidence_strategy =</w:t>
+      </w:r>
+      <w:r>
+        <w:rPr>
+          <w:rStyle w:val="NormalTok"/>
+        </w:rPr>
+        <w:t xml:space="preserve"> </w:t>
+      </w:r>
+      <w:r>
+        <w:rPr>
+          <w:rStyle w:val="FunctionTok"/>
+        </w:rPr>
+        <w:t xml:space="preserve">pat_confidence_threshold</w:t>
+      </w:r>
+      <w:r>
+        <w:rPr>
+          <w:rStyle w:val="NormalTok"/>
+        </w:rPr>
+        <w:t xml:space="preserve">(</w:t>
+      </w:r>
+      <w:r>
+        <w:rPr>
+          <w:rStyle w:val="StringTok"/>
+        </w:rPr>
+        <w:t xml:space="preserve">"rhs_baseline"</w:t>
+      </w:r>
+      <w:r>
+        <w:rPr>
+          <w:rStyle w:val="NormalTok"/>
+        </w:rPr>
+        <w:t xml:space="preserve">, </w:t>
+      </w:r>
+      <w:r>
+        <w:rPr>
+          <w:rStyle w:val="AttributeTok"/>
+        </w:rPr>
+        <w:t xml:space="preserve">margin =</w:t>
+      </w:r>
+      <w:r>
+        <w:rPr>
+          <w:rStyle w:val="NormalTok"/>
+        </w:rPr>
+        <w:t xml:space="preserve"> </w:t>
+      </w:r>
+      <w:r>
+        <w:rPr>
           <w:rStyle w:val="FloatTok"/>
         </w:rPr>
-        <w:t xml:space="preserve">0.2</w:t>
-      </w:r>
-      <w:r>
-        <w:rPr>
-          <w:rStyle w:val="NormalTok"/>
-        </w:rPr>
-        <w:t xml:space="preserve">,</w:t>
-      </w:r>
-      <w:r>
-        <w:br/>
-      </w:r>
-      <w:r>
-        <w:rPr>
-          <w:rStyle w:val="NormalTok"/>
-        </w:rPr>
-        <w:t xml:space="preserve">  </w:t>
-      </w:r>
-      <w:r>
-        <w:rPr>
-          <w:rStyle w:val="AttributeTok"/>
-        </w:rPr>
-        <w:t xml:space="preserve">conf =</w:t>
-      </w:r>
-      <w:r>
-        <w:rPr>
-          <w:rStyle w:val="NormalTok"/>
-        </w:rPr>
-        <w:t xml:space="preserve"> </w:t>
-      </w:r>
-      <w:r>
-        <w:rPr>
-          <w:rStyle w:val="FloatTok"/>
-        </w:rPr>
-        <w:t xml:space="preserve">0.85</w:t>
-      </w:r>
-      <w:r>
-        <w:rPr>
-          <w:rStyle w:val="NormalTok"/>
-        </w:rPr>
-        <w:t xml:space="preserve">,</w:t>
+        <w:t xml:space="preserve">0.1</w:t>
+      </w:r>
+      <w:r>
+        <w:rPr>
+          <w:rStyle w:val="NormalTok"/>
+        </w:rPr>
+        <w:t xml:space="preserve">),</w:t>
       </w:r>
       <w:r>
         <w:br/>
@@ -1029,58 +1161,19 @@
         <w:rPr>
           <w:rStyle w:val="NormalTok"/>
         </w:rPr>
-        <w:t xml:space="preserve">rules </w:t>
-      </w:r>
-      <w:r>
-        <w:rPr>
-          <w:rStyle w:val="OtherTok"/>
-        </w:rPr>
-        <w:t xml:space="preserve">&lt;-</w:t>
-      </w:r>
-      <w:r>
-        <w:rPr>
-          <w:rStyle w:val="NormalTok"/>
-        </w:rPr>
-        <w:t xml:space="preserve"> </w:t>
-      </w:r>
-      <w:r>
-        <w:rPr>
-          <w:rStyle w:val="FunctionTok"/>
-        </w:rPr>
-        <w:t xml:space="preserve">suppressWarnings</w:t>
-      </w:r>
-      <w:r>
-        <w:rPr>
-          <w:rStyle w:val="NormalTok"/>
-        </w:rPr>
-        <w:t xml:space="preserve">(</w:t>
-      </w:r>
-      <w:r>
-        <w:rPr>
-          <w:rStyle w:val="FunctionTok"/>
-        </w:rPr>
-        <w:t xml:space="preserve">discover</w:t>
-      </w:r>
-      <w:r>
-        <w:rPr>
-          <w:rStyle w:val="NormalTok"/>
-        </w:rPr>
-        <w:t xml:space="preserve">(pm, trans))</w:t>
-      </w:r>
-      <w:r>
-        <w:br/>
-      </w:r>
-      <w:r>
-        <w:rPr>
-          <w:rStyle w:val="FunctionTok"/>
-        </w:rPr>
-        <w:t xml:space="preserve">length</w:t>
-      </w:r>
-      <w:r>
-        <w:rPr>
-          <w:rStyle w:val="NormalTok"/>
-        </w:rPr>
-        <w:t xml:space="preserve">(rules)</w:t>
+        <w:t xml:space="preserve">pm</w:t>
+      </w:r>
+      <w:r>
+        <w:rPr>
+          <w:rStyle w:val="SpecialCharTok"/>
+        </w:rPr>
+        <w:t xml:space="preserve">$</w:t>
+      </w:r>
+      <w:r>
+        <w:rPr>
+          <w:rStyle w:val="NormalTok"/>
+        </w:rPr>
+        <w:t xml:space="preserve">engine_parameter</w:t>
       </w:r>
     </w:p>
     <w:p>
@@ -1091,7 +1184,197 @@
         <w:rPr>
           <w:rStyle w:val="VerbatimChar"/>
         </w:rPr>
-        <w:t xml:space="preserve">## [1] 15</w:t>
+        <w:t xml:space="preserve">## $supp</w:t>
+      </w:r>
+      <w:r>
+        <w:br/>
+      </w:r>
+      <w:r>
+        <w:rPr>
+          <w:rStyle w:val="VerbatimChar"/>
+        </w:rPr>
+        <w:t xml:space="preserve">## [1] 0.03470374</w:t>
+      </w:r>
+      <w:r>
+        <w:br/>
+      </w:r>
+      <w:r>
+        <w:rPr>
+          <w:rStyle w:val="VerbatimChar"/>
+        </w:rPr>
+        <w:t xml:space="preserve">## </w:t>
+      </w:r>
+      <w:r>
+        <w:br/>
+      </w:r>
+      <w:r>
+        <w:rPr>
+          <w:rStyle w:val="VerbatimChar"/>
+        </w:rPr>
+        <w:t xml:space="preserve">## $minlen</w:t>
+      </w:r>
+      <w:r>
+        <w:br/>
+      </w:r>
+      <w:r>
+        <w:rPr>
+          <w:rStyle w:val="VerbatimChar"/>
+        </w:rPr>
+        <w:t xml:space="preserve">## [1] 2</w:t>
+      </w:r>
+      <w:r>
+        <w:br/>
+      </w:r>
+      <w:r>
+        <w:rPr>
+          <w:rStyle w:val="VerbatimChar"/>
+        </w:rPr>
+        <w:t xml:space="preserve">## </w:t>
+      </w:r>
+      <w:r>
+        <w:br/>
+      </w:r>
+      <w:r>
+        <w:rPr>
+          <w:rStyle w:val="VerbatimChar"/>
+        </w:rPr>
+        <w:t xml:space="preserve">## $maxlen</w:t>
+      </w:r>
+      <w:r>
+        <w:br/>
+      </w:r>
+      <w:r>
+        <w:rPr>
+          <w:rStyle w:val="VerbatimChar"/>
+        </w:rPr>
+        <w:t xml:space="preserve">## [1] 3</w:t>
+      </w:r>
+      <w:r>
+        <w:br/>
+      </w:r>
+      <w:r>
+        <w:rPr>
+          <w:rStyle w:val="VerbatimChar"/>
+        </w:rPr>
+        <w:t xml:space="preserve">## </w:t>
+      </w:r>
+      <w:r>
+        <w:br/>
+      </w:r>
+      <w:r>
+        <w:rPr>
+          <w:rStyle w:val="VerbatimChar"/>
+        </w:rPr>
+        <w:t xml:space="preserve">## $target</w:t>
+      </w:r>
+      <w:r>
+        <w:br/>
+      </w:r>
+      <w:r>
+        <w:rPr>
+          <w:rStyle w:val="VerbatimChar"/>
+        </w:rPr>
+        <w:t xml:space="preserve">## [1] "rules"</w:t>
+      </w:r>
+      <w:r>
+        <w:br/>
+      </w:r>
+      <w:r>
+        <w:rPr>
+          <w:rStyle w:val="VerbatimChar"/>
+        </w:rPr>
+        <w:t xml:space="preserve">## </w:t>
+      </w:r>
+      <w:r>
+        <w:br/>
+      </w:r>
+      <w:r>
+        <w:rPr>
+          <w:rStyle w:val="VerbatimChar"/>
+        </w:rPr>
+        <w:t xml:space="preserve">## $conf</w:t>
+      </w:r>
+      <w:r>
+        <w:br/>
+      </w:r>
+      <w:r>
+        <w:rPr>
+          <w:rStyle w:val="VerbatimChar"/>
+        </w:rPr>
+        <w:t xml:space="preserve">## [1] 0.95</w:t>
+      </w:r>
+    </w:p>
+    <w:p>
+      <w:pPr>
+        <w:pStyle w:val="SourceCode"/>
+      </w:pPr>
+      <w:r>
+        <w:rPr>
+          <w:rStyle w:val="NormalTok"/>
+        </w:rPr>
+        <w:t xml:space="preserve">rules </w:t>
+      </w:r>
+      <w:r>
+        <w:rPr>
+          <w:rStyle w:val="OtherTok"/>
+        </w:rPr>
+        <w:t xml:space="preserve">&lt;-</w:t>
+      </w:r>
+      <w:r>
+        <w:rPr>
+          <w:rStyle w:val="NormalTok"/>
+        </w:rPr>
+        <w:t xml:space="preserve"> </w:t>
+      </w:r>
+      <w:r>
+        <w:rPr>
+          <w:rStyle w:val="FunctionTok"/>
+        </w:rPr>
+        <w:t xml:space="preserve">suppressWarnings</w:t>
+      </w:r>
+      <w:r>
+        <w:rPr>
+          <w:rStyle w:val="NormalTok"/>
+        </w:rPr>
+        <w:t xml:space="preserve">(</w:t>
+      </w:r>
+      <w:r>
+        <w:rPr>
+          <w:rStyle w:val="FunctionTok"/>
+        </w:rPr>
+        <w:t xml:space="preserve">discover</w:t>
+      </w:r>
+      <w:r>
+        <w:rPr>
+          <w:rStyle w:val="NormalTok"/>
+        </w:rPr>
+        <w:t xml:space="preserve">(pm, trans))</w:t>
+      </w:r>
+      <w:r>
+        <w:br/>
+      </w:r>
+      <w:r>
+        <w:rPr>
+          <w:rStyle w:val="FunctionTok"/>
+        </w:rPr>
+        <w:t xml:space="preserve">length</w:t>
+      </w:r>
+      <w:r>
+        <w:rPr>
+          <w:rStyle w:val="NormalTok"/>
+        </w:rPr>
+        <w:t xml:space="preserve">(rules)</w:t>
+      </w:r>
+    </w:p>
+    <w:p>
+      <w:pPr>
+        <w:pStyle w:val="SourceCode"/>
+      </w:pPr>
+      <w:r>
+        <w:rPr>
+          <w:rStyle w:val="VerbatimChar"/>
+        </w:rPr>
+        <w:t xml:space="preserve">## [1] 3</w:t>
       </w:r>
     </w:p>
     <w:p>
@@ -1166,61 +1449,61 @@
         <w:rPr>
           <w:rStyle w:val="VerbatimChar"/>
         </w:rPr>
-        <w:t xml:space="preserve">##            metric      value      type</w:t>
-      </w:r>
-      <w:r>
-        <w:br/>
-      </w:r>
-      <w:r>
-        <w:rPr>
-          <w:rStyle w:val="VerbatimChar"/>
-        </w:rPr>
-        <w:t xml:space="preserve">## 1   pattern_count 15.0000000 intrinsic</w:t>
-      </w:r>
-      <w:r>
-        <w:br/>
-      </w:r>
-      <w:r>
-        <w:rPr>
-          <w:rStyle w:val="VerbatimChar"/>
-        </w:rPr>
-        <w:t xml:space="preserve">## 2    mean_support  0.2536069 intrinsic</w:t>
-      </w:r>
-      <w:r>
-        <w:br/>
-      </w:r>
-      <w:r>
-        <w:rPr>
-          <w:rStyle w:val="VerbatimChar"/>
-        </w:rPr>
-        <w:t xml:space="preserve">## 3 mean_confidence  0.9312326 intrinsic</w:t>
-      </w:r>
-      <w:r>
-        <w:br/>
-      </w:r>
-      <w:r>
-        <w:rPr>
-          <w:rStyle w:val="VerbatimChar"/>
-        </w:rPr>
-        <w:t xml:space="preserve">## 4       mean_lift  1.0376726 intrinsic</w:t>
-      </w:r>
-      <w:r>
-        <w:br/>
-      </w:r>
-      <w:r>
-        <w:rPr>
-          <w:rStyle w:val="VerbatimChar"/>
-        </w:rPr>
-        <w:t xml:space="preserve">## 5     mean_length  2.9333333 intrinsic</w:t>
-      </w:r>
-      <w:r>
-        <w:br/>
-      </w:r>
-      <w:r>
-        <w:rPr>
-          <w:rStyle w:val="VerbatimChar"/>
-        </w:rPr>
-        <w:t xml:space="preserve">## 6  retained_ratio  0.1181102    filter</w:t>
+        <w:t xml:space="preserve">##            metric     value      type</w:t>
+      </w:r>
+      <w:r>
+        <w:br/>
+      </w:r>
+      <w:r>
+        <w:rPr>
+          <w:rStyle w:val="VerbatimChar"/>
+        </w:rPr>
+        <w:t xml:space="preserve">## 1   pattern_count 3.0000000 intrinsic</w:t>
+      </w:r>
+      <w:r>
+        <w:br/>
+      </w:r>
+      <w:r>
+        <w:rPr>
+          <w:rStyle w:val="VerbatimChar"/>
+        </w:rPr>
+        <w:t xml:space="preserve">## 2    mean_support 0.1231113 intrinsic</w:t>
+      </w:r>
+      <w:r>
+        <w:br/>
+      </w:r>
+      <w:r>
+        <w:rPr>
+          <w:rStyle w:val="VerbatimChar"/>
+        </w:rPr>
+        <w:t xml:space="preserve">## 3 mean_confidence 0.9516825 intrinsic</w:t>
+      </w:r>
+      <w:r>
+        <w:br/>
+      </w:r>
+      <w:r>
+        <w:rPr>
+          <w:rStyle w:val="VerbatimChar"/>
+        </w:rPr>
+        <w:t xml:space="preserve">## 4       mean_lift 1.0604599 intrinsic</w:t>
+      </w:r>
+      <w:r>
+        <w:br/>
+      </w:r>
+      <w:r>
+        <w:rPr>
+          <w:rStyle w:val="VerbatimChar"/>
+        </w:rPr>
+        <w:t xml:space="preserve">## 5     mean_length 3.0000000 intrinsic</w:t>
+      </w:r>
+      <w:r>
+        <w:br/>
+      </w:r>
+      <w:r>
+        <w:rPr>
+          <w:rStyle w:val="VerbatimChar"/>
+        </w:rPr>
+        <w:t xml:space="preserve">## 6  retained_ratio 1.0000000    filter</w:t>
       </w:r>
     </w:p>
     <w:p>
@@ -1409,61 +1692,61 @@
         <w:rPr>
           <w:rStyle w:val="VerbatimChar"/>
         </w:rPr>
-        <w:t xml:space="preserve">##     lhs                                         rhs                            support   confidence coverage  lift     count</w:t>
-      </w:r>
-      <w:r>
-        <w:br/>
-      </w:r>
-      <w:r>
-        <w:rPr>
-          <w:rStyle w:val="VerbatimChar"/>
-        </w:rPr>
-        <w:t xml:space="preserve">## [1] {fnlwgt=[1.23e+04,1.41e+05), race=White} =&gt; {native-country=United-States} 0.2746612 0.9513510  0.2887064 1.060090 13415</w:t>
-      </w:r>
-      <w:r>
-        <w:br/>
-      </w:r>
-      <w:r>
-        <w:rPr>
-          <w:rStyle w:val="VerbatimChar"/>
-        </w:rPr>
-        <w:t xml:space="preserve">## [2] {education=HS-grad, race=White}          =&gt; {native-country=United-States} 0.2578314 0.9406887  0.2740879 1.048210 12593</w:t>
-      </w:r>
-      <w:r>
-        <w:br/>
-      </w:r>
-      <w:r>
-        <w:rPr>
-          <w:rStyle w:val="VerbatimChar"/>
-        </w:rPr>
-        <w:t xml:space="preserve">## [3] {education-num=[9,10), race=White}       =&gt; {native-country=United-States} 0.2578314 0.9406887  0.2740879 1.048210 12593</w:t>
-      </w:r>
-      <w:r>
-        <w:br/>
-      </w:r>
-      <w:r>
-        <w:rPr>
-          <w:rStyle w:val="VerbatimChar"/>
-        </w:rPr>
-        <w:t xml:space="preserve">## [4] {education-num=[10,16], race=White}      =&gt; {native-country=United-States} 0.4448016 0.9398252  0.4732812 1.047247 21725</w:t>
-      </w:r>
-      <w:r>
-        <w:br/>
-      </w:r>
-      <w:r>
-        <w:rPr>
-          <w:rStyle w:val="VerbatimChar"/>
-        </w:rPr>
-        <w:t xml:space="preserve">## [5] {fnlwgt=[1.41e+05,2.11e+05), race=White} =&gt; {native-country=United-States} 0.2713648 0.9293878  0.2919823 1.035617 13254</w:t>
-      </w:r>
-      <w:r>
-        <w:br/>
-      </w:r>
-      <w:r>
-        <w:rPr>
-          <w:rStyle w:val="VerbatimChar"/>
-        </w:rPr>
-        <w:t xml:space="preserve">## [6] {relationship=Not-in-family, race=White} =&gt; {native-country=United-States} 0.2053560 0.9282739  0.2212235 1.034376 10030</w:t>
+        <w:t xml:space="preserve">##     lhs                              rhs                               support confidence   coverage     lift count</w:t>
+      </w:r>
+      <w:r>
+        <w:br/>
+      </w:r>
+      <w:r>
+        <w:rPr>
+          <w:rStyle w:val="VerbatimChar"/>
+        </w:rPr>
+        <w:t xml:space="preserve">## [1] {fnlwgt=[1.23e+04,1.41e+05),                                                                                   </w:t>
+      </w:r>
+      <w:r>
+        <w:br/>
+      </w:r>
+      <w:r>
+        <w:rPr>
+          <w:rStyle w:val="VerbatimChar"/>
+        </w:rPr>
+        <w:t xml:space="preserve">##      marital-status=Divorced}     =&gt; {native-country=United-States} 0.04481798  0.9521531 0.04707014 1.060984  2189</w:t>
+      </w:r>
+      <w:r>
+        <w:br/>
+      </w:r>
+      <w:r>
+        <w:rPr>
+          <w:rStyle w:val="VerbatimChar"/>
+        </w:rPr>
+        <w:t xml:space="preserve">## [2] {workclass=Local-gov,                                                                                          </w:t>
+      </w:r>
+      <w:r>
+        <w:br/>
+      </w:r>
+      <w:r>
+        <w:rPr>
+          <w:rStyle w:val="VerbatimChar"/>
+        </w:rPr>
+        <w:t xml:space="preserve">##      race=White}                  =&gt; {native-country=United-States} 0.04985463  0.9515436 0.05239343 1.060305  2435</w:t>
+      </w:r>
+      <w:r>
+        <w:br/>
+      </w:r>
+      <w:r>
+        <w:rPr>
+          <w:rStyle w:val="VerbatimChar"/>
+        </w:rPr>
+        <w:t xml:space="preserve">## [3] {fnlwgt=[1.23e+04,1.41e+05),                                                                                   </w:t>
+      </w:r>
+      <w:r>
+        <w:br/>
+      </w:r>
+      <w:r>
+        <w:rPr>
+          <w:rStyle w:val="VerbatimChar"/>
+        </w:rPr>
+        <w:t xml:space="preserve">##      race=White}                  =&gt; {native-country=United-States} 0.27466115  0.9513510 0.28870644 1.060090 13415</w:t>
       </w:r>
     </w:p>
     <w:p>
@@ -1477,7 +1760,97 @@
         <w:t xml:space="preserve"> </w:t>
       </w:r>
       <w:r>
-        <w:t xml:space="preserve">- The thresholds matter a lot. A didactic example should be configured to return some rules, not an empty result.</w:t>
+        <w:t xml:space="preserve">- The thresholds matter a lot. If</w:t>
+      </w:r>
+      <w:r>
+        <w:t xml:space="preserve"> </w:t>
+      </w:r>
+      <w:r>
+        <w:rPr>
+          <w:rStyle w:val="VerbatimChar"/>
+        </w:rPr>
+        <w:t xml:space="preserve">supp</w:t>
+      </w:r>
+      <w:r>
+        <w:t xml:space="preserve"> </w:t>
+      </w:r>
+      <w:r>
+        <w:t xml:space="preserve">or</w:t>
+      </w:r>
+      <w:r>
+        <w:t xml:space="preserve"> </w:t>
+      </w:r>
+      <w:r>
+        <w:rPr>
+          <w:rStyle w:val="VerbatimChar"/>
+        </w:rPr>
+        <w:t xml:space="preserve">conf</w:t>
+      </w:r>
+      <w:r>
+        <w:t xml:space="preserve"> </w:t>
+      </w:r>
+      <w:r>
+        <w:t xml:space="preserve">is</w:t>
+      </w:r>
+      <w:r>
+        <w:t xml:space="preserve"> </w:t>
+      </w:r>
+      <w:r>
+        <w:rPr>
+          <w:rStyle w:val="VerbatimChar"/>
+        </w:rPr>
+        <w:t xml:space="preserve">0</w:t>
+      </w:r>
+      <w:r>
+        <w:t xml:space="preserve">, the corresponding strategy estimates it during</w:t>
+      </w:r>
+      <w:r>
+        <w:t xml:space="preserve"> </w:t>
+      </w:r>
+      <w:r>
+        <w:rPr>
+          <w:rStyle w:val="VerbatimChar"/>
+        </w:rPr>
+        <w:t xml:space="preserve">fit()</w:t>
+      </w:r>
+      <w:r>
+        <w:t xml:space="preserve">.</w:t>
+      </w:r>
+      <w:r>
+        <w:t xml:space="preserve"> </w:t>
+      </w:r>
+      <w:r>
+        <w:t xml:space="preserve">- A fixed</w:t>
+      </w:r>
+      <w:r>
+        <w:t xml:space="preserve"> </w:t>
+      </w:r>
+      <w:r>
+        <w:rPr>
+          <w:rStyle w:val="VerbatimChar"/>
+        </w:rPr>
+        <w:t xml:space="preserve">rhs</w:t>
+      </w:r>
+      <w:r>
+        <w:t xml:space="preserve"> </w:t>
+      </w:r>
+      <w:r>
+        <w:t xml:space="preserve">allows</w:t>
+      </w:r>
+      <w:r>
+        <w:t xml:space="preserve"> </w:t>
+      </w:r>
+      <w:r>
+        <w:rPr>
+          <w:rStyle w:val="VerbatimChar"/>
+        </w:rPr>
+        <w:t xml:space="preserve">pat_confidence_threshold("rhs_baseline")</w:t>
+      </w:r>
+      <w:r>
+        <w:t xml:space="preserve"> </w:t>
+      </w:r>
+      <w:r>
+        <w:t xml:space="preserve">to set confidence relative to the consequent frequency.</w:t>
       </w:r>
       <w:r>
         <w:t xml:space="preserve"> </w:t>
